--- a/app/docx_templates/UNIFORME.docx
+++ b/app/docx_templates/UNIFORME.docx
@@ -139,7 +139,7 @@
           </mc:Choice>
           <mc:Fallback>
             <w:pict>
-              <v:shape w14:anchorId="5E70C75E" id="Graphic 2" o:spid="_x0000_s1026" style="position:absolute;margin-left:53.75pt;margin-top:23.35pt;width:492.6pt;height:1.45pt;z-index:-15728640;visibility:visible;mso-wrap-style:square;mso-wrap-distance-left:0;mso-wrap-distance-top:0;mso-wrap-distance-right:0;mso-wrap-distance-bottom:0;mso-position-horizontal:absolute;mso-position-horizontal-relative:page;mso-position-vertical:absolute;mso-position-vertical-relative:text;v-text-anchor:top" coordsize="6256020,18415" o:gfxdata="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" path="m6256019,18287l,18287,,,6256019,r,18287xe" fillcolor="black" stroked="f">
+              <v:shape w14:anchorId="399FDEEB" id="Graphic 2" o:spid="_x0000_s1026" style="position:absolute;margin-left:53.75pt;margin-top:23.35pt;width:492.6pt;height:1.45pt;z-index:-15728640;visibility:visible;mso-wrap-style:square;mso-wrap-distance-left:0;mso-wrap-distance-top:0;mso-wrap-distance-right:0;mso-wrap-distance-bottom:0;mso-position-horizontal:absolute;mso-position-horizontal-relative:page;mso-position-vertical:absolute;mso-position-vertical-relative:text;v-text-anchor:top" coordsize="6256020,18415" o:gfxdata="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" path="m6256019,18287l,18287,,,6256019,r,18287xe" fillcolor="black" stroked="f">
                 <v:path arrowok="t"/>
                 <w10:wrap type="topAndBottom" anchorx="page"/>
               </v:shape>
@@ -213,22 +213,82 @@
         <w:t xml:space="preserve">Eu, </w:t>
       </w:r>
       <w:r>
-        <w:t>JOÃO VICTOR FERREIRA SOUSA</w:t>
+        <w:t>{{name_id</w:t>
+      </w:r>
+      <w:r>
+        <w:rPr>
+          <w:u w:val="single"/>
+        </w:rPr>
+        <w:t>}}</w:t>
       </w:r>
       <w:r>
         <w:rPr>
           <w:rFonts w:ascii="Arial MT" w:hAnsi="Arial MT"/>
         </w:rPr>
-        <w:t xml:space="preserve">, inscrito no CPF 717.198.881-32 recebi nesta data da empresa </w:t>
-      </w:r>
-      <w:r>
-        <w:t xml:space="preserve">LAGOA THERMAS CLUBE TURISMO LAZER E ECOLOGIA uniforme </w:t>
+        <w:t>, inscrito no CPF</w:t>
       </w:r>
       <w:r>
         <w:rPr>
           <w:rFonts w:ascii="Arial MT" w:hAnsi="Arial MT"/>
         </w:rPr>
-        <w:t>completo, para uso exclusivo em serviço na função de ASSISTENTE DE ATENDIMENTO</w:t>
+        <w:t xml:space="preserve"> {{cpf_id</w:t>
+      </w:r>
+      <w:r>
+        <w:rPr>
+          <w:rFonts w:ascii="Arial MT" w:hAnsi="Arial MT"/>
+          <w:u w:val="single"/>
+        </w:rPr>
+        <w:t>}}</w:t>
+      </w:r>
+      <w:r>
+        <w:rPr>
+          <w:rFonts w:ascii="Arial MT" w:hAnsi="Arial MT"/>
+          <w:u w:val="single"/>
+        </w:rPr>
+        <w:t xml:space="preserve"> </w:t>
+      </w:r>
+      <w:r>
+        <w:rPr>
+          <w:rFonts w:ascii="Arial MT" w:hAnsi="Arial MT"/>
+        </w:rPr>
+        <w:t xml:space="preserve">recebi nesta data da empresa </w:t>
+      </w:r>
+      <w:r>
+        <w:t>{{empresa_id</w:t>
+      </w:r>
+      <w:r>
+        <w:rPr>
+          <w:u w:val="single"/>
+        </w:rPr>
+        <w:t>}}</w:t>
+      </w:r>
+      <w:r>
+        <w:rPr>
+          <w:u w:val="single"/>
+        </w:rPr>
+        <w:t xml:space="preserve"> </w:t>
+      </w:r>
+      <w:r>
+        <w:t xml:space="preserve">uniforme </w:t>
+      </w:r>
+      <w:r>
+        <w:rPr>
+          <w:rFonts w:ascii="Arial MT" w:hAnsi="Arial MT"/>
+        </w:rPr>
+        <w:t xml:space="preserve">completo, para uso exclusivo em serviço na função de </w:t>
+      </w:r>
+      <w:r>
+        <w:rPr>
+          <w:rFonts w:ascii="Arial MT" w:hAnsi="Arial MT"/>
+        </w:rPr>
+        <w:t>{{cargo_id</w:t>
+      </w:r>
+      <w:r>
+        <w:rPr>
+          <w:rFonts w:ascii="Arial MT" w:hAnsi="Arial MT"/>
+          <w:u w:val="single"/>
+        </w:rPr>
+        <w:t>}}</w:t>
       </w:r>
     </w:p>
     <w:p>
@@ -588,26 +648,6 @@
                 <w:sz w:val="23"/>
               </w:rPr>
               <w:t xml:space="preserve"> </w:t>
-            </w:r>
-            <w:r>
-              <w:rPr>
-                <w:sz w:val="23"/>
-              </w:rPr>
-              <w:t>ATENDIMENTO</w:t>
-            </w:r>
-            <w:r>
-              <w:rPr>
-                <w:spacing w:val="11"/>
-                <w:sz w:val="23"/>
-              </w:rPr>
-              <w:t xml:space="preserve"> </w:t>
-            </w:r>
-            <w:r>
-              <w:rPr>
-                <w:spacing w:val="-4"/>
-                <w:sz w:val="23"/>
-              </w:rPr>
-              <w:t>GERAL</w:t>
             </w:r>
           </w:p>
         </w:tc>
@@ -761,7 +801,7 @@
         <w:t xml:space="preserve"> </w:t>
       </w:r>
       <w:r>
-        <w:t>AGOSTO</w:t>
+        <w:t>{{mes_id}}</w:t>
       </w:r>
       <w:r>
         <w:rPr>
@@ -873,7 +913,7 @@
           </mc:Choice>
           <mc:Fallback>
             <w:pict>
-              <v:shape w14:anchorId="4A4592FC" id="Graphic 3" o:spid="_x0000_s1026" style="position:absolute;margin-left:55.1pt;margin-top:15.05pt;width:189pt;height:.1pt;z-index:-15728128;visibility:visible;mso-wrap-style:square;mso-wrap-distance-left:0;mso-wrap-distance-top:0;mso-wrap-distance-right:0;mso-wrap-distance-bottom:0;mso-position-horizontal:absolute;mso-position-horizontal-relative:page;mso-position-vertical:absolute;mso-position-vertical-relative:text;v-text-anchor:top" coordsize="2400300,1270" o:gfxdata="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" path="m,l2399866,e" filled="f" strokeweight=".16725mm">
+              <v:shape w14:anchorId="39EA890A" id="Graphic 3" o:spid="_x0000_s1026" style="position:absolute;margin-left:55.1pt;margin-top:15.05pt;width:189pt;height:.1pt;z-index:-15728128;visibility:visible;mso-wrap-style:square;mso-wrap-distance-left:0;mso-wrap-distance-top:0;mso-wrap-distance-right:0;mso-wrap-distance-bottom:0;mso-position-horizontal:absolute;mso-position-horizontal-relative:page;mso-position-vertical:absolute;mso-position-vertical-relative:text;v-text-anchor:top" coordsize="2400300,1270" o:gfxdata="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" path="m,l2399866,e" filled="f" strokeweight=".16725mm">
                 <v:path arrowok="t"/>
                 <w10:wrap type="topAndBottom" anchorx="page"/>
               </v:shape>
@@ -953,7 +993,7 @@
           </mc:Choice>
           <mc:Fallback>
             <w:pict>
-              <v:shape w14:anchorId="5E9B3CBB" id="Graphic 4" o:spid="_x0000_s1026" style="position:absolute;margin-left:365.35pt;margin-top:14.7pt;width:175.2pt;height:.1pt;z-index:-15727616;visibility:visible;mso-wrap-style:square;mso-wrap-distance-left:0;mso-wrap-distance-top:0;mso-wrap-distance-right:0;mso-wrap-distance-bottom:0;mso-position-horizontal:absolute;mso-position-horizontal-relative:page;mso-position-vertical:absolute;mso-position-vertical-relative:text;v-text-anchor:top" coordsize="2225040,1270" o:gfxdata="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" path="m,l2224850,e" filled="f" strokeweight=".1388mm">
+              <v:shape w14:anchorId="6661F641" id="Graphic 4" o:spid="_x0000_s1026" style="position:absolute;margin-left:365.35pt;margin-top:14.7pt;width:175.2pt;height:.1pt;z-index:-15727616;visibility:visible;mso-wrap-style:square;mso-wrap-distance-left:0;mso-wrap-distance-top:0;mso-wrap-distance-right:0;mso-wrap-distance-bottom:0;mso-position-horizontal:absolute;mso-position-horizontal-relative:page;mso-position-vertical:absolute;mso-position-vertical-relative:text;v-text-anchor:top" coordsize="2225040,1270" o:gfxdata="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" path="m,l2224850,e" filled="f" strokeweight=".1388mm">
                 <v:path arrowok="t"/>
                 <w10:wrap type="topAndBottom" anchorx="page"/>
               </v:shape>
@@ -1143,7 +1183,7 @@
           </mc:Choice>
           <mc:Fallback>
             <w:pict>
-              <v:shape w14:anchorId="414FC93B" id="Graphic 5" o:spid="_x0000_s1026" style="position:absolute;margin-left:55.1pt;margin-top:21.85pt;width:189.95pt;height:.1pt;z-index:-15727104;visibility:visible;mso-wrap-style:square;mso-wrap-distance-left:0;mso-wrap-distance-top:0;mso-wrap-distance-right:0;mso-wrap-distance-bottom:0;mso-position-horizontal:absolute;mso-position-horizontal-relative:page;mso-position-vertical:absolute;mso-position-vertical-relative:text;v-text-anchor:top" coordsize="2412365,1270" o:gfxdata="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" path="m,l2411998,e" filled="f" strokeweight=".21544mm">
+              <v:shape w14:anchorId="6241E253" id="Graphic 5" o:spid="_x0000_s1026" style="position:absolute;margin-left:55.1pt;margin-top:21.85pt;width:189.95pt;height:.1pt;z-index:-15727104;visibility:visible;mso-wrap-style:square;mso-wrap-distance-left:0;mso-wrap-distance-top:0;mso-wrap-distance-right:0;mso-wrap-distance-bottom:0;mso-position-horizontal:absolute;mso-position-horizontal-relative:page;mso-position-vertical:absolute;mso-position-vertical-relative:text;v-text-anchor:top" coordsize="2412365,1270" o:gfxdata="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" path="m,l2411998,e" filled="f" strokeweight=".21544mm">
                 <v:path arrowok="t"/>
                 <w10:wrap type="topAndBottom" anchorx="page"/>
               </v:shape>
@@ -1259,7 +1299,7 @@
           </mc:Choice>
           <mc:Fallback>
             <w:pict>
-              <v:shape w14:anchorId="6BDC5FFD" id="Graphic 6" o:spid="_x0000_s1026" style="position:absolute;margin-left:53.75pt;margin-top:14.4pt;width:492.6pt;height:1.35pt;z-index:-15726592;visibility:visible;mso-wrap-style:square;mso-wrap-distance-left:0;mso-wrap-distance-top:0;mso-wrap-distance-right:0;mso-wrap-distance-bottom:0;mso-position-horizontal:absolute;mso-position-horizontal-relative:page;mso-position-vertical:absolute;mso-position-vertical-relative:text;v-text-anchor:top" coordsize="6256020,17145" o:gfxdata="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" path="m6256019,16763l,16763,,,6256019,r,16763xe" fillcolor="black" stroked="f">
+              <v:shape w14:anchorId="7DD19AB4" id="Graphic 6" o:spid="_x0000_s1026" style="position:absolute;margin-left:53.75pt;margin-top:14.4pt;width:492.6pt;height:1.35pt;z-index:-15726592;visibility:visible;mso-wrap-style:square;mso-wrap-distance-left:0;mso-wrap-distance-top:0;mso-wrap-distance-right:0;mso-wrap-distance-bottom:0;mso-position-horizontal:absolute;mso-position-horizontal-relative:page;mso-position-vertical:absolute;mso-position-vertical-relative:text;v-text-anchor:top" coordsize="6256020,17145" o:gfxdata="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" path="m6256019,16763l,16763,,,6256019,r,16763xe" fillcolor="black" stroked="f">
                 <v:path arrowok="t"/>
                 <w10:wrap type="topAndBottom" anchorx="page"/>
               </v:shape>
@@ -1281,6 +1321,9 @@
     <w:p>
       <w:pPr>
         <w:pStyle w:val="Ttulo1"/>
+        <w:rPr>
+          <w:spacing w:val="-2"/>
+        </w:rPr>
       </w:pPr>
       <w:r>
         <w:t>RECIBO</w:t>
@@ -1324,6 +1367,11 @@
         </w:rPr>
         <w:t>UNIFORME</w:t>
       </w:r>
+    </w:p>
+    <w:p>
+      <w:pPr>
+        <w:pStyle w:val="Ttulo1"/>
+      </w:pPr>
     </w:p>
     <w:p>
       <w:pPr>
@@ -1342,7 +1390,13 @@
         <w:t xml:space="preserve">Eu, </w:t>
       </w:r>
       <w:r>
-        <w:t>&lt;name_id&gt;</w:t>
+        <w:t>{{</w:t>
+      </w:r>
+      <w:r>
+        <w:t>name_id</w:t>
+      </w:r>
+      <w:r>
+        <w:t>}}</w:t>
       </w:r>
       <w:r>
         <w:rPr>
@@ -1354,16 +1408,37 @@
         <w:rPr>
           <w:rFonts w:ascii="Arial MT" w:hAnsi="Arial MT"/>
         </w:rPr>
-        <w:t>&lt;cpf_id&gt;</w:t>
+        <w:t>{{</w:t>
       </w:r>
       <w:r>
         <w:rPr>
           <w:rFonts w:ascii="Arial MT" w:hAnsi="Arial MT"/>
         </w:rPr>
+        <w:t>cpf_id</w:t>
+      </w:r>
+      <w:r>
+        <w:rPr>
+          <w:rFonts w:ascii="Arial MT" w:hAnsi="Arial MT"/>
+        </w:rPr>
+        <w:t>}}</w:t>
+      </w:r>
+      <w:r>
+        <w:rPr>
+          <w:rFonts w:ascii="Arial MT" w:hAnsi="Arial MT"/>
+        </w:rPr>
         <w:t xml:space="preserve"> recebi nesta data da empresa </w:t>
       </w:r>
       <w:r>
-        <w:t xml:space="preserve">&lt;empresa_id&gt; </w:t>
+        <w:t>{{</w:t>
+      </w:r>
+      <w:r>
+        <w:t>empresa_id</w:t>
+      </w:r>
+      <w:r>
+        <w:t>}}</w:t>
+      </w:r>
+      <w:r>
+        <w:t xml:space="preserve"> </w:t>
       </w:r>
       <w:r>
         <w:t xml:space="preserve">uniforme </w:t>
@@ -1378,7 +1453,19 @@
         <w:rPr>
           <w:rFonts w:ascii="Arial MT" w:hAnsi="Arial MT"/>
         </w:rPr>
-        <w:t>&lt;cargo_id&gt;</w:t>
+        <w:t>{{</w:t>
+      </w:r>
+      <w:r>
+        <w:rPr>
+          <w:rFonts w:ascii="Arial MT" w:hAnsi="Arial MT"/>
+        </w:rPr>
+        <w:t>cargo_id</w:t>
+      </w:r>
+      <w:r>
+        <w:rPr>
+          <w:rFonts w:ascii="Arial MT" w:hAnsi="Arial MT"/>
+        </w:rPr>
+        <w:t>}}</w:t>
       </w:r>
     </w:p>
     <w:p>
@@ -1737,26 +1824,6 @@
                 <w:sz w:val="23"/>
               </w:rPr>
               <w:t xml:space="preserve"> </w:t>
-            </w:r>
-            <w:r>
-              <w:rPr>
-                <w:sz w:val="23"/>
-              </w:rPr>
-              <w:t>ATENDIMENTO</w:t>
-            </w:r>
-            <w:r>
-              <w:rPr>
-                <w:spacing w:val="13"/>
-                <w:sz w:val="23"/>
-              </w:rPr>
-              <w:t xml:space="preserve"> </w:t>
-            </w:r>
-            <w:r>
-              <w:rPr>
-                <w:spacing w:val="-2"/>
-                <w:sz w:val="23"/>
-              </w:rPr>
-              <w:t>GERAL</w:t>
             </w:r>
           </w:p>
         </w:tc>
@@ -1909,7 +1976,7 @@
         <w:t xml:space="preserve"> </w:t>
       </w:r>
       <w:r>
-        <w:t>AGOSTO</w:t>
+        <w:t>{{mes_id}}</w:t>
       </w:r>
       <w:r>
         <w:rPr>
@@ -2029,7 +2096,7 @@
           </mc:Choice>
           <mc:Fallback>
             <w:pict>
-              <v:shape w14:anchorId="0C078FFC" id="Graphic 7" o:spid="_x0000_s1026" style="position:absolute;margin-left:55.1pt;margin-top:17pt;width:159.85pt;height:.1pt;z-index:-15726080;visibility:visible;mso-wrap-style:square;mso-wrap-distance-left:0;mso-wrap-distance-top:0;mso-wrap-distance-right:0;mso-wrap-distance-bottom:0;mso-position-horizontal:absolute;mso-position-horizontal-relative:page;mso-position-vertical:absolute;mso-position-vertical-relative:text;v-text-anchor:top" coordsize="2030095,1270" o:gfxdata="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" path="m,l2029534,e" filled="f" strokeweight=".16725mm">
+              <v:shape w14:anchorId="320186ED" id="Graphic 7" o:spid="_x0000_s1026" style="position:absolute;margin-left:55.1pt;margin-top:17pt;width:159.85pt;height:.1pt;z-index:-15726080;visibility:visible;mso-wrap-style:square;mso-wrap-distance-left:0;mso-wrap-distance-top:0;mso-wrap-distance-right:0;mso-wrap-distance-bottom:0;mso-position-horizontal:absolute;mso-position-horizontal-relative:page;mso-position-vertical:absolute;mso-position-vertical-relative:text;v-text-anchor:top" coordsize="2030095,1270" o:gfxdata="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" path="m,l2029534,e" filled="f" strokeweight=".16725mm">
                 <v:path arrowok="t"/>
                 <w10:wrap type="topAndBottom" anchorx="page"/>
               </v:shape>
@@ -2109,7 +2176,7 @@
           </mc:Choice>
           <mc:Fallback>
             <w:pict>
-              <v:shape w14:anchorId="682CD651" id="Graphic 8" o:spid="_x0000_s1026" style="position:absolute;margin-left:330.85pt;margin-top:16.6pt;width:175.3pt;height:.1pt;z-index:-15725568;visibility:visible;mso-wrap-style:square;mso-wrap-distance-left:0;mso-wrap-distance-top:0;mso-wrap-distance-right:0;mso-wrap-distance-bottom:0;mso-position-horizontal:absolute;mso-position-horizontal-relative:page;mso-position-vertical:absolute;mso-position-vertical-relative:text;v-text-anchor:top" coordsize="2226310,1270" o:gfxdata="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" path="m,l2226081,e" filled="f" strokeweight=".1388mm">
+              <v:shape w14:anchorId="3ECC2598" id="Graphic 8" o:spid="_x0000_s1026" style="position:absolute;margin-left:330.85pt;margin-top:16.6pt;width:175.3pt;height:.1pt;z-index:-15725568;visibility:visible;mso-wrap-style:square;mso-wrap-distance-left:0;mso-wrap-distance-top:0;mso-wrap-distance-right:0;mso-wrap-distance-bottom:0;mso-position-horizontal:absolute;mso-position-horizontal-relative:page;mso-position-vertical:absolute;mso-position-vertical-relative:text;v-text-anchor:top" coordsize="2226310,1270" o:gfxdata="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" path="m,l2226081,e" filled="f" strokeweight=".1388mm">
                 <v:path arrowok="t"/>
                 <w10:wrap type="topAndBottom" anchorx="page"/>
               </v:shape>
@@ -2316,7 +2383,7 @@
           </mc:Choice>
           <mc:Fallback>
             <w:pict>
-              <v:shape w14:anchorId="656DB438" id="Graphic 9" o:spid="_x0000_s1026" style="position:absolute;margin-left:55.1pt;margin-top:22.05pt;width:263.05pt;height:.1pt;z-index:-15725056;visibility:visible;mso-wrap-style:square;mso-wrap-distance-left:0;mso-wrap-distance-top:0;mso-wrap-distance-right:0;mso-wrap-distance-bottom:0;mso-position-horizontal:absolute;mso-position-horizontal-relative:page;mso-position-vertical:absolute;mso-position-vertical-relative:text;v-text-anchor:top" coordsize="3340735,1270" o:gfxdata="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" path="m,l3340353,e" filled="f" strokeweight=".21544mm">
+              <v:shape w14:anchorId="79B3E4A6" id="Graphic 9" o:spid="_x0000_s1026" style="position:absolute;margin-left:55.1pt;margin-top:22.05pt;width:263.05pt;height:.1pt;z-index:-15725056;visibility:visible;mso-wrap-style:square;mso-wrap-distance-left:0;mso-wrap-distance-top:0;mso-wrap-distance-right:0;mso-wrap-distance-bottom:0;mso-position-horizontal:absolute;mso-position-horizontal-relative:page;mso-position-vertical:absolute;mso-position-vertical-relative:text;v-text-anchor:top" coordsize="3340735,1270" o:gfxdata="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" path="m,l3340353,e" filled="f" strokeweight=".21544mm">
                 <v:path arrowok="t"/>
                 <w10:wrap type="topAndBottom" anchorx="page"/>
               </v:shape>
@@ -2775,7 +2842,6 @@
   <w:style w:type="character" w:default="1" w:styleId="Fontepargpadro">
     <w:name w:val="Default Paragraph Font"/>
     <w:uiPriority w:val="1"/>
-    <w:semiHidden/>
     <w:unhideWhenUsed/>
   </w:style>
   <w:style w:type="table" w:default="1" w:styleId="Tabelanormal">

--- a/app/docx_templates/UNIFORME.docx
+++ b/app/docx_templates/UNIFORME.docx
@@ -139,7 +139,7 @@
           </mc:Choice>
           <mc:Fallback>
             <w:pict>
-              <v:shape w14:anchorId="399FDEEB" id="Graphic 2" o:spid="_x0000_s1026" style="position:absolute;margin-left:53.75pt;margin-top:23.35pt;width:492.6pt;height:1.45pt;z-index:-15728640;visibility:visible;mso-wrap-style:square;mso-wrap-distance-left:0;mso-wrap-distance-top:0;mso-wrap-distance-right:0;mso-wrap-distance-bottom:0;mso-position-horizontal:absolute;mso-position-horizontal-relative:page;mso-position-vertical:absolute;mso-position-vertical-relative:text;v-text-anchor:top" coordsize="6256020,18415" o:gfxdata="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" path="m6256019,18287l,18287,,,6256019,r,18287xe" fillcolor="black" stroked="f">
+              <v:shape w14:anchorId="2D6F4CF1" id="Graphic 2" o:spid="_x0000_s1026" style="position:absolute;margin-left:53.75pt;margin-top:23.35pt;width:492.6pt;height:1.45pt;z-index:-15728640;visibility:visible;mso-wrap-style:square;mso-wrap-distance-left:0;mso-wrap-distance-top:0;mso-wrap-distance-right:0;mso-wrap-distance-bottom:0;mso-position-horizontal:absolute;mso-position-horizontal-relative:page;mso-position-vertical:absolute;mso-position-vertical-relative:text;v-text-anchor:top" coordsize="6256020,18415" o:gfxdata="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" path="m6256019,18287l,18287,,,6256019,r,18287xe" fillcolor="black" stroked="f">
                 <v:path arrowok="t"/>
                 <w10:wrap type="topAndBottom" anchorx="page"/>
               </v:shape>
@@ -791,38 +791,30 @@
         <w:t>Novas,</w:t>
       </w:r>
       <w:r>
-        <w:tab/>
-        <w:t>de</w:t>
-      </w:r>
-      <w:r>
-        <w:rPr>
-          <w:spacing w:val="8"/>
-        </w:rPr>
-        <w:t xml:space="preserve"> </w:t>
-      </w:r>
-      <w:r>
-        <w:t>{{mes_id}}</w:t>
-      </w:r>
-      <w:r>
-        <w:rPr>
-          <w:spacing w:val="4"/>
-        </w:rPr>
-        <w:t xml:space="preserve"> </w:t>
-      </w:r>
-      <w:r>
-        <w:t>de</w:t>
-      </w:r>
-      <w:r>
-        <w:rPr>
-          <w:spacing w:val="3"/>
-        </w:rPr>
-        <w:t xml:space="preserve"> </w:t>
+        <w:rPr>
+          <w:rFonts w:ascii="Arial MT"/>
+          <w:sz w:val="22"/>
+          <w:szCs w:val="22"/>
+        </w:rPr>
+        <w:t xml:space="preserve"> </w:t>
+      </w:r>
+      <w:r>
+        <w:t>{{</w:t>
+      </w:r>
+      <w:r>
+        <w:rPr>
+          <w:u w:val="single"/>
+        </w:rPr>
+        <w:t>datetoday_id</w:t>
+      </w:r>
+      <w:r>
+        <w:t>}}</w:t>
       </w:r>
       <w:r>
         <w:rPr>
           <w:spacing w:val="-4"/>
         </w:rPr>
-        <w:t>2025.</w:t>
+        <w:t>.</w:t>
       </w:r>
     </w:p>
     <w:p>
@@ -830,6 +822,7 @@
         <w:pStyle w:val="Corpodetexto"/>
         <w:rPr>
           <w:sz w:val="20"/>
+          <w:u w:val="single"/>
         </w:rPr>
       </w:pPr>
     </w:p>
@@ -913,7 +906,7 @@
           </mc:Choice>
           <mc:Fallback>
             <w:pict>
-              <v:shape w14:anchorId="39EA890A" id="Graphic 3" o:spid="_x0000_s1026" style="position:absolute;margin-left:55.1pt;margin-top:15.05pt;width:189pt;height:.1pt;z-index:-15728128;visibility:visible;mso-wrap-style:square;mso-wrap-distance-left:0;mso-wrap-distance-top:0;mso-wrap-distance-right:0;mso-wrap-distance-bottom:0;mso-position-horizontal:absolute;mso-position-horizontal-relative:page;mso-position-vertical:absolute;mso-position-vertical-relative:text;v-text-anchor:top" coordsize="2400300,1270" o:gfxdata="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" path="m,l2399866,e" filled="f" strokeweight=".16725mm">
+              <v:shape w14:anchorId="7981BD2F" id="Graphic 3" o:spid="_x0000_s1026" style="position:absolute;margin-left:55.1pt;margin-top:15.05pt;width:189pt;height:.1pt;z-index:-15728128;visibility:visible;mso-wrap-style:square;mso-wrap-distance-left:0;mso-wrap-distance-top:0;mso-wrap-distance-right:0;mso-wrap-distance-bottom:0;mso-position-horizontal:absolute;mso-position-horizontal-relative:page;mso-position-vertical:absolute;mso-position-vertical-relative:text;v-text-anchor:top" coordsize="2400300,1270" o:gfxdata="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" path="m,l2399866,e" filled="f" strokeweight=".16725mm">
                 <v:path arrowok="t"/>
                 <w10:wrap type="topAndBottom" anchorx="page"/>
               </v:shape>
@@ -993,7 +986,7 @@
           </mc:Choice>
           <mc:Fallback>
             <w:pict>
-              <v:shape w14:anchorId="6661F641" id="Graphic 4" o:spid="_x0000_s1026" style="position:absolute;margin-left:365.35pt;margin-top:14.7pt;width:175.2pt;height:.1pt;z-index:-15727616;visibility:visible;mso-wrap-style:square;mso-wrap-distance-left:0;mso-wrap-distance-top:0;mso-wrap-distance-right:0;mso-wrap-distance-bottom:0;mso-position-horizontal:absolute;mso-position-horizontal-relative:page;mso-position-vertical:absolute;mso-position-vertical-relative:text;v-text-anchor:top" coordsize="2225040,1270" o:gfxdata="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" path="m,l2224850,e" filled="f" strokeweight=".1388mm">
+              <v:shape w14:anchorId="6559A562" id="Graphic 4" o:spid="_x0000_s1026" style="position:absolute;margin-left:365.35pt;margin-top:14.7pt;width:175.2pt;height:.1pt;z-index:-15727616;visibility:visible;mso-wrap-style:square;mso-wrap-distance-left:0;mso-wrap-distance-top:0;mso-wrap-distance-right:0;mso-wrap-distance-bottom:0;mso-position-horizontal:absolute;mso-position-horizontal-relative:page;mso-position-vertical:absolute;mso-position-vertical-relative:text;v-text-anchor:top" coordsize="2225040,1270" o:gfxdata="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" path="m,l2224850,e" filled="f" strokeweight=".1388mm">
                 <v:path arrowok="t"/>
                 <w10:wrap type="topAndBottom" anchorx="page"/>
               </v:shape>
@@ -1183,7 +1176,7 @@
           </mc:Choice>
           <mc:Fallback>
             <w:pict>
-              <v:shape w14:anchorId="6241E253" id="Graphic 5" o:spid="_x0000_s1026" style="position:absolute;margin-left:55.1pt;margin-top:21.85pt;width:189.95pt;height:.1pt;z-index:-15727104;visibility:visible;mso-wrap-style:square;mso-wrap-distance-left:0;mso-wrap-distance-top:0;mso-wrap-distance-right:0;mso-wrap-distance-bottom:0;mso-position-horizontal:absolute;mso-position-horizontal-relative:page;mso-position-vertical:absolute;mso-position-vertical-relative:text;v-text-anchor:top" coordsize="2412365,1270" o:gfxdata="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" path="m,l2411998,e" filled="f" strokeweight=".21544mm">
+              <v:shape w14:anchorId="286717B6" id="Graphic 5" o:spid="_x0000_s1026" style="position:absolute;margin-left:55.1pt;margin-top:21.85pt;width:189.95pt;height:.1pt;z-index:-15727104;visibility:visible;mso-wrap-style:square;mso-wrap-distance-left:0;mso-wrap-distance-top:0;mso-wrap-distance-right:0;mso-wrap-distance-bottom:0;mso-position-horizontal:absolute;mso-position-horizontal-relative:page;mso-position-vertical:absolute;mso-position-vertical-relative:text;v-text-anchor:top" coordsize="2412365,1270" o:gfxdata="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" path="m,l2411998,e" filled="f" strokeweight=".21544mm">
                 <v:path arrowok="t"/>
                 <w10:wrap type="topAndBottom" anchorx="page"/>
               </v:shape>
@@ -1299,7 +1292,7 @@
           </mc:Choice>
           <mc:Fallback>
             <w:pict>
-              <v:shape w14:anchorId="7DD19AB4" id="Graphic 6" o:spid="_x0000_s1026" style="position:absolute;margin-left:53.75pt;margin-top:14.4pt;width:492.6pt;height:1.35pt;z-index:-15726592;visibility:visible;mso-wrap-style:square;mso-wrap-distance-left:0;mso-wrap-distance-top:0;mso-wrap-distance-right:0;mso-wrap-distance-bottom:0;mso-position-horizontal:absolute;mso-position-horizontal-relative:page;mso-position-vertical:absolute;mso-position-vertical-relative:text;v-text-anchor:top" coordsize="6256020,17145" o:gfxdata="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" path="m6256019,16763l,16763,,,6256019,r,16763xe" fillcolor="black" stroked="f">
+              <v:shape w14:anchorId="644BA0A7" id="Graphic 6" o:spid="_x0000_s1026" style="position:absolute;margin-left:53.75pt;margin-top:14.4pt;width:492.6pt;height:1.35pt;z-index:-15726592;visibility:visible;mso-wrap-style:square;mso-wrap-distance-left:0;mso-wrap-distance-top:0;mso-wrap-distance-right:0;mso-wrap-distance-bottom:0;mso-position-horizontal:absolute;mso-position-horizontal-relative:page;mso-position-vertical:absolute;mso-position-vertical-relative:text;v-text-anchor:top" coordsize="6256020,17145" o:gfxdata="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" path="m6256019,16763l,16763,,,6256019,r,16763xe" fillcolor="black" stroked="f">
                 <v:path arrowok="t"/>
                 <w10:wrap type="topAndBottom" anchorx="page"/>
               </v:shape>
@@ -1966,38 +1959,30 @@
         <w:t>Novas,</w:t>
       </w:r>
       <w:r>
-        <w:tab/>
-        <w:t>de</w:t>
-      </w:r>
-      <w:r>
-        <w:rPr>
-          <w:spacing w:val="6"/>
-        </w:rPr>
-        <w:t xml:space="preserve"> </w:t>
-      </w:r>
-      <w:r>
-        <w:t>{{mes_id}}</w:t>
-      </w:r>
-      <w:r>
-        <w:rPr>
-          <w:spacing w:val="5"/>
-        </w:rPr>
-        <w:t xml:space="preserve"> </w:t>
-      </w:r>
-      <w:r>
-        <w:t>de</w:t>
-      </w:r>
-      <w:r>
-        <w:rPr>
-          <w:spacing w:val="11"/>
-        </w:rPr>
-        <w:t xml:space="preserve"> </w:t>
+        <w:rPr>
+          <w:rFonts w:ascii="Arial MT"/>
+          <w:sz w:val="22"/>
+          <w:szCs w:val="22"/>
+        </w:rPr>
+        <w:t xml:space="preserve"> </w:t>
+      </w:r>
+      <w:r>
+        <w:t>{{</w:t>
+      </w:r>
+      <w:r>
+        <w:rPr>
+          <w:u w:val="single"/>
+        </w:rPr>
+        <w:t>datetoday_id</w:t>
+      </w:r>
+      <w:r>
+        <w:t>}}</w:t>
       </w:r>
       <w:r>
         <w:rPr>
           <w:spacing w:val="-2"/>
         </w:rPr>
-        <w:t>2025.</w:t>
+        <w:t>.</w:t>
       </w:r>
     </w:p>
     <w:p>
@@ -2005,6 +1990,7 @@
         <w:pStyle w:val="Corpodetexto"/>
         <w:rPr>
           <w:sz w:val="20"/>
+          <w:u w:val="single"/>
         </w:rPr>
       </w:pPr>
     </w:p>
@@ -2096,7 +2082,7 @@
           </mc:Choice>
           <mc:Fallback>
             <w:pict>
-              <v:shape w14:anchorId="320186ED" id="Graphic 7" o:spid="_x0000_s1026" style="position:absolute;margin-left:55.1pt;margin-top:17pt;width:159.85pt;height:.1pt;z-index:-15726080;visibility:visible;mso-wrap-style:square;mso-wrap-distance-left:0;mso-wrap-distance-top:0;mso-wrap-distance-right:0;mso-wrap-distance-bottom:0;mso-position-horizontal:absolute;mso-position-horizontal-relative:page;mso-position-vertical:absolute;mso-position-vertical-relative:text;v-text-anchor:top" coordsize="2030095,1270" o:gfxdata="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" path="m,l2029534,e" filled="f" strokeweight=".16725mm">
+              <v:shape w14:anchorId="30D4B4F6" id="Graphic 7" o:spid="_x0000_s1026" style="position:absolute;margin-left:55.1pt;margin-top:17pt;width:159.85pt;height:.1pt;z-index:-15726080;visibility:visible;mso-wrap-style:square;mso-wrap-distance-left:0;mso-wrap-distance-top:0;mso-wrap-distance-right:0;mso-wrap-distance-bottom:0;mso-position-horizontal:absolute;mso-position-horizontal-relative:page;mso-position-vertical:absolute;mso-position-vertical-relative:text;v-text-anchor:top" coordsize="2030095,1270" o:gfxdata="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" path="m,l2029534,e" filled="f" strokeweight=".16725mm">
                 <v:path arrowok="t"/>
                 <w10:wrap type="topAndBottom" anchorx="page"/>
               </v:shape>
@@ -2176,7 +2162,7 @@
           </mc:Choice>
           <mc:Fallback>
             <w:pict>
-              <v:shape w14:anchorId="3ECC2598" id="Graphic 8" o:spid="_x0000_s1026" style="position:absolute;margin-left:330.85pt;margin-top:16.6pt;width:175.3pt;height:.1pt;z-index:-15725568;visibility:visible;mso-wrap-style:square;mso-wrap-distance-left:0;mso-wrap-distance-top:0;mso-wrap-distance-right:0;mso-wrap-distance-bottom:0;mso-position-horizontal:absolute;mso-position-horizontal-relative:page;mso-position-vertical:absolute;mso-position-vertical-relative:text;v-text-anchor:top" coordsize="2226310,1270" o:gfxdata="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" path="m,l2226081,e" filled="f" strokeweight=".1388mm">
+              <v:shape w14:anchorId="73B4C7E6" id="Graphic 8" o:spid="_x0000_s1026" style="position:absolute;margin-left:330.85pt;margin-top:16.6pt;width:175.3pt;height:.1pt;z-index:-15725568;visibility:visible;mso-wrap-style:square;mso-wrap-distance-left:0;mso-wrap-distance-top:0;mso-wrap-distance-right:0;mso-wrap-distance-bottom:0;mso-position-horizontal:absolute;mso-position-horizontal-relative:page;mso-position-vertical:absolute;mso-position-vertical-relative:text;v-text-anchor:top" coordsize="2226310,1270" o:gfxdata="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" path="m,l2226081,e" filled="f" strokeweight=".1388mm">
                 <v:path arrowok="t"/>
                 <w10:wrap type="topAndBottom" anchorx="page"/>
               </v:shape>
@@ -2383,7 +2369,7 @@
           </mc:Choice>
           <mc:Fallback>
             <w:pict>
-              <v:shape w14:anchorId="79B3E4A6" id="Graphic 9" o:spid="_x0000_s1026" style="position:absolute;margin-left:55.1pt;margin-top:22.05pt;width:263.05pt;height:.1pt;z-index:-15725056;visibility:visible;mso-wrap-style:square;mso-wrap-distance-left:0;mso-wrap-distance-top:0;mso-wrap-distance-right:0;mso-wrap-distance-bottom:0;mso-position-horizontal:absolute;mso-position-horizontal-relative:page;mso-position-vertical:absolute;mso-position-vertical-relative:text;v-text-anchor:top" coordsize="3340735,1270" o:gfxdata="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" path="m,l3340353,e" filled="f" strokeweight=".21544mm">
+              <v:shape w14:anchorId="7A8F6CF7" id="Graphic 9" o:spid="_x0000_s1026" style="position:absolute;margin-left:55.1pt;margin-top:22.05pt;width:263.05pt;height:.1pt;z-index:-15725056;visibility:visible;mso-wrap-style:square;mso-wrap-distance-left:0;mso-wrap-distance-top:0;mso-wrap-distance-right:0;mso-wrap-distance-bottom:0;mso-position-horizontal:absolute;mso-position-horizontal-relative:page;mso-position-vertical:absolute;mso-position-vertical-relative:text;v-text-anchor:top" coordsize="3340735,1270" o:gfxdata="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" path="m,l3340353,e" filled="f" strokeweight=".21544mm">
                 <v:path arrowok="t"/>
                 <w10:wrap type="topAndBottom" anchorx="page"/>
               </v:shape>
